--- a/output/summary/watchlist/FederatedGqlBreakDown-BE-watchlist.docx
+++ b/output/summary/watchlist/FederatedGqlBreakDown-BE-watchlist.docx
@@ -76,7 +76,7 @@
                 <w:color w:val="1F497D"/>
                 <w:sz w:val="22"/>
               </w:rPr>
-              <w:t>13</w:t>
+              <w:t>11</w:t>
             </w:r>
           </w:p>
         </w:tc>
@@ -132,7 +132,7 @@
                 <w:color w:val="1F497D"/>
                 <w:sz w:val="22"/>
               </w:rPr>
-              <w:t>🔴 0  🟠 1  🟡 6  🟢 6</w:t>
+              <w:t>🔴 0  🟠 1  🟡 6  🟢 4</w:t>
             </w:r>
           </w:p>
         </w:tc>
@@ -192,7 +192,7 @@
           <w:color w:val="444444"/>
           <w:sz w:val="18"/>
         </w:rPr>
-        <w:t xml:space="preserve">   |   Generated: 2026-07-16</w:t>
+        <w:t xml:space="preserve">   |   Generated: 2026-07-17</w:t>
       </w:r>
     </w:p>
     <w:p>
@@ -2410,7 +2410,22 @@
           <w:color w:val="444444"/>
           <w:sz w:val="18"/>
         </w:rPr>
-        <w:t>.</w:t>
+        <w:t xml:space="preserve">. </w:t>
+      </w:r>
+      <w:r>
+        <w:rPr>
+          <w:b/>
+          <w:color w:val="444444"/>
+          <w:sz w:val="18"/>
+        </w:rPr>
+        <w:t>Focus</w:t>
+      </w:r>
+      <w:r>
+        <w:rPr>
+          <w:color w:val="444444"/>
+          <w:sz w:val="18"/>
+        </w:rPr>
+        <w:t xml:space="preserve"> names the phase category each step advances — same convention as the frontend order map.</w:t>
       </w:r>
     </w:p>
     <w:p>
@@ -2455,9 +2470,10 @@
         </w:tblBorders>
       </w:tblPr>
       <w:tblGrid>
-        <w:gridCol w:w="3419"/>
-        <w:gridCol w:w="3419"/>
-        <w:gridCol w:w="3419"/>
+        <w:gridCol w:w="2564"/>
+        <w:gridCol w:w="2564"/>
+        <w:gridCol w:w="2564"/>
+        <w:gridCol w:w="2564"/>
       </w:tblGrid>
       <w:tr>
         <w:trPr>
@@ -2465,7 +2481,7 @@
         </w:trPr>
         <w:tc>
           <w:tcPr>
-            <w:tcW w:type="dxa" w:w="3419"/>
+            <w:tcW w:type="dxa" w:w="2564"/>
             <w:shd w:val="clear" w:color="auto" w:fill="DAE8FC"/>
             <w:vAlign w:val="top"/>
           </w:tcPr>
@@ -2485,7 +2501,7 @@
         </w:tc>
         <w:tc>
           <w:tcPr>
-            <w:tcW w:type="dxa" w:w="3419"/>
+            <w:tcW w:type="dxa" w:w="2564"/>
             <w:shd w:val="clear" w:color="auto" w:fill="DAE8FC"/>
             <w:vAlign w:val="top"/>
           </w:tcPr>
@@ -2505,7 +2521,7 @@
         </w:tc>
         <w:tc>
           <w:tcPr>
-            <w:tcW w:type="dxa" w:w="3419"/>
+            <w:tcW w:type="dxa" w:w="2564"/>
             <w:shd w:val="clear" w:color="auto" w:fill="DAE8FC"/>
             <w:vAlign w:val="top"/>
           </w:tcPr>
@@ -2523,11 +2539,10 @@
             </w:r>
           </w:p>
         </w:tc>
-      </w:tr>
-      <w:tr>
         <w:tc>
           <w:tcPr>
-            <w:tcW w:type="dxa" w:w="3419"/>
+            <w:tcW w:type="dxa" w:w="2564"/>
+            <w:shd w:val="clear" w:color="auto" w:fill="DAE8FC"/>
             <w:vAlign w:val="top"/>
           </w:tcPr>
           <w:p>
@@ -2536,16 +2551,19 @@
             </w:pPr>
             <w:r>
               <w:rPr>
-                <w:color w:val="373737"/>
+                <w:b/>
+                <w:color w:val="1F3864"/>
                 <w:sz w:val="18"/>
               </w:rPr>
-              <w:t>1</w:t>
+              <w:t>Focus</w:t>
             </w:r>
           </w:p>
         </w:tc>
+      </w:tr>
+      <w:tr>
         <w:tc>
           <w:tcPr>
-            <w:tcW w:type="dxa" w:w="3419"/>
+            <w:tcW w:type="dxa" w:w="2564"/>
             <w:vAlign w:val="top"/>
           </w:tcPr>
           <w:p>
@@ -2557,20 +2575,13 @@
                 <w:color w:val="373737"/>
                 <w:sz w:val="18"/>
               </w:rPr>
-              <w:t xml:space="preserve">🟢 </w:t>
-            </w:r>
-            <w:r>
-              <w:rPr>
-                <w:rFonts w:ascii="Courier New" w:hAnsi="Courier New"/>
-                <w:sz w:val="18"/>
-              </w:rPr>
-              <w:t>B-01</w:t>
+              <w:t>1</w:t>
             </w:r>
           </w:p>
         </w:tc>
         <w:tc>
           <w:tcPr>
-            <w:tcW w:type="dxa" w:w="3419"/>
+            <w:tcW w:type="dxa" w:w="2564"/>
             <w:vAlign w:val="top"/>
           </w:tcPr>
           <w:p>
@@ -2582,7 +2593,50 @@
                 <w:color w:val="373737"/>
                 <w:sz w:val="18"/>
               </w:rPr>
+              <w:t xml:space="preserve">🟢 </w:t>
+            </w:r>
+            <w:r>
+              <w:rPr>
+                <w:rFonts w:ascii="Courier New" w:hAnsi="Courier New"/>
+                <w:sz w:val="18"/>
+              </w:rPr>
+              <w:t>B-01</w:t>
+            </w:r>
+          </w:p>
+        </w:tc>
+        <w:tc>
+          <w:tcPr>
+            <w:tcW w:type="dxa" w:w="2564"/>
+            <w:vAlign w:val="top"/>
+          </w:tcPr>
+          <w:p>
+            <w:pPr>
+              <w:jc w:val="left"/>
+            </w:pPr>
+            <w:r>
+              <w:rPr>
+                <w:color w:val="373737"/>
+                <w:sz w:val="18"/>
+              </w:rPr>
               <w:t>—</w:t>
+            </w:r>
+          </w:p>
+        </w:tc>
+        <w:tc>
+          <w:tcPr>
+            <w:tcW w:type="dxa" w:w="2564"/>
+            <w:vAlign w:val="top"/>
+          </w:tcPr>
+          <w:p>
+            <w:pPr>
+              <w:jc w:val="left"/>
+            </w:pPr>
+            <w:r>
+              <w:rPr>
+                <w:color w:val="373737"/>
+                <w:sz w:val="18"/>
+              </w:rPr>
+              <w:t>🧱 Module init — schema skeleton, service wiring (unblocks everything)</w:t>
             </w:r>
           </w:p>
         </w:tc>
@@ -2590,7 +2644,7 @@
       <w:tr>
         <w:tc>
           <w:tcPr>
-            <w:tcW w:type="dxa" w:w="3419"/>
+            <w:tcW w:type="dxa" w:w="2564"/>
             <w:shd w:val="clear" w:color="auto" w:fill="F5F8FF"/>
             <w:vAlign w:val="top"/>
           </w:tcPr>
@@ -2609,7 +2663,7 @@
         </w:tc>
         <w:tc>
           <w:tcPr>
-            <w:tcW w:type="dxa" w:w="3419"/>
+            <w:tcW w:type="dxa" w:w="2564"/>
             <w:shd w:val="clear" w:color="auto" w:fill="F5F8FF"/>
             <w:vAlign w:val="top"/>
           </w:tcPr>
@@ -2636,14 +2690,14 @@
                 <w:color w:val="373737"/>
                 <w:sz w:val="18"/>
               </w:rPr>
-              <w:t xml:space="preserve">, 🟢 </w:t>
+              <w:t xml:space="preserve">, 🟡 </w:t>
             </w:r>
             <w:r>
               <w:rPr>
                 <w:rFonts w:ascii="Courier New" w:hAnsi="Courier New"/>
                 <w:sz w:val="18"/>
               </w:rPr>
-              <w:t>B-03</w:t>
+              <w:t>C-01</w:t>
             </w:r>
             <w:r>
               <w:rPr>
@@ -2657,7 +2711,7 @@
                 <w:rFonts w:ascii="Courier New" w:hAnsi="Courier New"/>
                 <w:sz w:val="18"/>
               </w:rPr>
-              <w:t>C-01</w:t>
+              <w:t>D-01</w:t>
             </w:r>
             <w:r>
               <w:rPr>
@@ -2671,63 +2725,35 @@
                 <w:rFonts w:ascii="Courier New" w:hAnsi="Courier New"/>
                 <w:sz w:val="18"/>
               </w:rPr>
-              <w:t>D-01</w:t>
+              <w:t>D-02</w:t>
             </w:r>
             <w:r>
               <w:rPr>
                 <w:color w:val="373737"/>
                 <w:sz w:val="18"/>
               </w:rPr>
-              <w:t xml:space="preserve">, 🟡 </w:t>
+              <w:t xml:space="preserve">, 🟠 </w:t>
             </w:r>
             <w:r>
               <w:rPr>
                 <w:rFonts w:ascii="Courier New" w:hAnsi="Courier New"/>
                 <w:sz w:val="18"/>
               </w:rPr>
-              <w:t>D-02</w:t>
+              <w:t>E-01</w:t>
             </w:r>
             <w:r>
               <w:rPr>
                 <w:color w:val="373737"/>
                 <w:sz w:val="18"/>
               </w:rPr>
-              <w:t xml:space="preserve">, 🟠 </w:t>
+              <w:t xml:space="preserve">, 🟢 </w:t>
             </w:r>
             <w:r>
               <w:rPr>
                 <w:rFonts w:ascii="Courier New" w:hAnsi="Courier New"/>
                 <w:sz w:val="18"/>
               </w:rPr>
-              <w:t>E-01</w:t>
-            </w:r>
-            <w:r>
-              <w:rPr>
-                <w:color w:val="373737"/>
-                <w:sz w:val="18"/>
-              </w:rPr>
-              <w:t xml:space="preserve">, 🟢 </w:t>
-            </w:r>
-            <w:r>
-              <w:rPr>
-                <w:rFonts w:ascii="Courier New" w:hAnsi="Courier New"/>
-                <w:sz w:val="18"/>
-              </w:rPr>
               <w:t>F-01</w:t>
-            </w:r>
-            <w:r>
-              <w:rPr>
-                <w:color w:val="373737"/>
-                <w:sz w:val="18"/>
-              </w:rPr>
-              <w:t xml:space="preserve">, 🟢 </w:t>
-            </w:r>
-            <w:r>
-              <w:rPr>
-                <w:rFonts w:ascii="Courier New" w:hAnsi="Courier New"/>
-                <w:sz w:val="18"/>
-              </w:rPr>
-              <w:t>F-02</w:t>
             </w:r>
             <w:r>
               <w:rPr>
@@ -2775,7 +2801,7 @@
         </w:tc>
         <w:tc>
           <w:tcPr>
-            <w:tcW w:type="dxa" w:w="3419"/>
+            <w:tcW w:type="dxa" w:w="2564"/>
             <w:shd w:val="clear" w:color="auto" w:fill="F5F8FF"/>
             <w:vAlign w:val="top"/>
           </w:tcPr>
@@ -2799,11 +2825,10 @@
             </w:r>
           </w:p>
         </w:tc>
-      </w:tr>
-      <w:tr>
         <w:tc>
           <w:tcPr>
-            <w:tcW w:type="dxa" w:w="3419"/>
+            <w:tcW w:type="dxa" w:w="2564"/>
+            <w:shd w:val="clear" w:color="auto" w:fill="F5F8FF"/>
             <w:vAlign w:val="top"/>
           </w:tcPr>
           <w:p>
@@ -2815,13 +2840,15 @@
                 <w:color w:val="373737"/>
                 <w:sz w:val="18"/>
               </w:rPr>
-              <w:t>3</w:t>
+              <w:t>Fan-out — 📖 Core Reads · 🔍 Search &amp; Listing · ✏️ Mutations · ⚙️ Complex Operations · 🔗 Federation &amp; Stitching · 🧪 Field Resolvers &amp; Tests</w:t>
             </w:r>
           </w:p>
         </w:tc>
+      </w:tr>
+      <w:tr>
         <w:tc>
           <w:tcPr>
-            <w:tcW w:type="dxa" w:w="3419"/>
+            <w:tcW w:type="dxa" w:w="2564"/>
             <w:vAlign w:val="top"/>
           </w:tcPr>
           <w:p>
@@ -2833,20 +2860,13 @@
                 <w:color w:val="373737"/>
                 <w:sz w:val="18"/>
               </w:rPr>
-              <w:t xml:space="preserve">🟡 </w:t>
-            </w:r>
-            <w:r>
-              <w:rPr>
-                <w:rFonts w:ascii="Courier New" w:hAnsi="Courier New"/>
-                <w:sz w:val="18"/>
-              </w:rPr>
-              <w:t>G-04</w:t>
+              <w:t>3</w:t>
             </w:r>
           </w:p>
         </w:tc>
         <w:tc>
           <w:tcPr>
-            <w:tcW w:type="dxa" w:w="3419"/>
+            <w:tcW w:type="dxa" w:w="2564"/>
             <w:vAlign w:val="top"/>
           </w:tcPr>
           <w:p>
@@ -2858,7 +2878,50 @@
                 <w:color w:val="373737"/>
                 <w:sz w:val="18"/>
               </w:rPr>
+              <w:t xml:space="preserve">🟡 </w:t>
+            </w:r>
+            <w:r>
+              <w:rPr>
+                <w:rFonts w:ascii="Courier New" w:hAnsi="Courier New"/>
+                <w:sz w:val="18"/>
+              </w:rPr>
+              <w:t>G-04</w:t>
+            </w:r>
+          </w:p>
+        </w:tc>
+        <w:tc>
+          <w:tcPr>
+            <w:tcW w:type="dxa" w:w="2564"/>
+            <w:vAlign w:val="top"/>
+          </w:tcPr>
+          <w:p>
+            <w:pPr>
+              <w:jc w:val="left"/>
+            </w:pPr>
+            <w:r>
+              <w:rPr>
+                <w:color w:val="373737"/>
+                <w:sz w:val="18"/>
+              </w:rPr>
               <w:t>—</w:t>
+            </w:r>
+          </w:p>
+        </w:tc>
+        <w:tc>
+          <w:tcPr>
+            <w:tcW w:type="dxa" w:w="2564"/>
+            <w:vAlign w:val="top"/>
+          </w:tcPr>
+          <w:p>
+            <w:pPr>
+              <w:jc w:val="left"/>
+            </w:pPr>
+            <w:r>
+              <w:rPr>
+                <w:color w:val="373737"/>
+                <w:sz w:val="18"/>
+              </w:rPr>
+              <w:t>🧪 Field Resolvers &amp; Tests</w:t>
             </w:r>
           </w:p>
         </w:tc>
@@ -2903,7 +2966,7 @@
           <w:rFonts w:ascii="Courier New" w:hAnsi="Courier New"/>
           <w:sz w:val="19"/>
         </w:rPr>
-        <w:t>E-01</w:t>
+        <w:t>G-02</w:t>
       </w:r>
       <w:r>
         <w:rPr>
@@ -2925,6 +2988,863 @@
           <w:sz w:val="19"/>
         </w:rPr>
         <w:t xml:space="preserve"> — 3 sequential stories; everything else hangs off this chain in parallel.</w:t>
+      </w:r>
+    </w:p>
+    <w:p>
+      <w:pPr>
+        <w:spacing w:before="240" w:after="80"/>
+      </w:pPr>
+      <w:r>
+        <w:rPr>
+          <w:b/>
+          <w:color w:val="1F497D"/>
+          <w:sz w:val="28"/>
+        </w:rPr>
+        <w:t>Recommended Story Graph — 2 Backend Engineers</w:t>
+      </w:r>
+    </w:p>
+    <w:p>
+      <w:pPr>
+        <w:spacing w:after="40"/>
+      </w:pPr>
+      <w:r>
+        <w:rPr>
+          <w:color w:val="444444"/>
+          <w:sz w:val="18"/>
+        </w:rPr>
+        <w:t xml:space="preserve">The order map above assumes unlimited parallelism; this packs the </w:t>
+      </w:r>
+      <w:r>
+        <w:rPr>
+          <w:b/>
+          <w:color w:val="444444"/>
+          <w:sz w:val="18"/>
+        </w:rPr>
+        <w:t>same dependency graph onto 2 backend engineers</w:t>
+      </w:r>
+      <w:r>
+        <w:rPr>
+          <w:color w:val="444444"/>
+          <w:sz w:val="18"/>
+        </w:rPr>
+        <w:t xml:space="preserve"> (greedy critical-chain scheduling, nominal day-ranges from complexity — confirm in refinement). Read each column top-to-bottom as one engineer's queue; ⏳ marks a slot that waits on a dependency, 🔬/⛔ are entry gates that slide a slot without reshuffling the lanes.</w:t>
+      </w:r>
+    </w:p>
+    <w:tbl>
+      <w:tblPr>
+        <w:tblStyle w:val="TableGrid"/>
+        <w:tblW w:type="auto" w:w="0"/>
+        <w:tblLook w:firstColumn="1" w:firstRow="1" w:lastColumn="0" w:lastRow="0" w:noHBand="0" w:noVBand="1" w:val="04A0"/>
+        <w:tblBorders>
+          <w:top w:val="single" w:sz="4" w:space="0" w:color="BFBFBF"/>
+          <w:left w:val="single" w:sz="4" w:space="0" w:color="BFBFBF"/>
+          <w:bottom w:val="single" w:sz="4" w:space="0" w:color="BFBFBF"/>
+          <w:right w:val="single" w:sz="4" w:space="0" w:color="BFBFBF"/>
+          <w:insideH w:val="single" w:sz="4" w:space="0" w:color="BFBFBF"/>
+          <w:insideV w:val="single" w:sz="4" w:space="0" w:color="BFBFBF"/>
+        </w:tblBorders>
+      </w:tblPr>
+      <w:tblGrid>
+        <w:gridCol w:w="3419"/>
+        <w:gridCol w:w="3419"/>
+        <w:gridCol w:w="3419"/>
+      </w:tblGrid>
+      <w:tr>
+        <w:trPr>
+          <w:trHeight w:val="360" w:hRule="atLeast"/>
+        </w:trPr>
+        <w:tc>
+          <w:tcPr>
+            <w:tcW w:type="dxa" w:w="3419"/>
+            <w:shd w:val="clear" w:color="auto" w:fill="DAE8FC"/>
+            <w:vAlign w:val="top"/>
+          </w:tcPr>
+          <w:p>
+            <w:pPr>
+              <w:jc w:val="left"/>
+            </w:pPr>
+            <w:r>
+              <w:rPr>
+                <w:b/>
+                <w:color w:val="1F3864"/>
+                <w:sz w:val="18"/>
+              </w:rPr>
+              <w:t>Slot</w:t>
+            </w:r>
+          </w:p>
+        </w:tc>
+        <w:tc>
+          <w:tcPr>
+            <w:tcW w:type="dxa" w:w="3419"/>
+            <w:shd w:val="clear" w:color="auto" w:fill="DAE8FC"/>
+            <w:vAlign w:val="top"/>
+          </w:tcPr>
+          <w:p>
+            <w:pPr>
+              <w:jc w:val="left"/>
+            </w:pPr>
+            <w:r>
+              <w:rPr>
+                <w:b/>
+                <w:color w:val="1F3864"/>
+                <w:sz w:val="18"/>
+              </w:rPr>
+              <w:t>👤 BE-1</w:t>
+            </w:r>
+          </w:p>
+        </w:tc>
+        <w:tc>
+          <w:tcPr>
+            <w:tcW w:type="dxa" w:w="3419"/>
+            <w:shd w:val="clear" w:color="auto" w:fill="DAE8FC"/>
+            <w:vAlign w:val="top"/>
+          </w:tcPr>
+          <w:p>
+            <w:pPr>
+              <w:jc w:val="left"/>
+            </w:pPr>
+            <w:r>
+              <w:rPr>
+                <w:b/>
+                <w:color w:val="1F3864"/>
+                <w:sz w:val="18"/>
+              </w:rPr>
+              <w:t>👤 BE-2</w:t>
+            </w:r>
+          </w:p>
+        </w:tc>
+      </w:tr>
+      <w:tr>
+        <w:tc>
+          <w:tcPr>
+            <w:tcW w:type="dxa" w:w="3419"/>
+            <w:vAlign w:val="top"/>
+          </w:tcPr>
+          <w:p>
+            <w:pPr>
+              <w:jc w:val="left"/>
+            </w:pPr>
+            <w:r>
+              <w:rPr>
+                <w:color w:val="373737"/>
+                <w:sz w:val="18"/>
+              </w:rPr>
+              <w:t>1</w:t>
+            </w:r>
+          </w:p>
+        </w:tc>
+        <w:tc>
+          <w:tcPr>
+            <w:tcW w:type="dxa" w:w="3419"/>
+            <w:vAlign w:val="top"/>
+          </w:tcPr>
+          <w:p>
+            <w:pPr>
+              <w:jc w:val="left"/>
+            </w:pPr>
+            <w:r>
+              <w:rPr>
+                <w:color w:val="373737"/>
+                <w:sz w:val="18"/>
+              </w:rPr>
+              <w:t xml:space="preserve">🟢 </w:t>
+            </w:r>
+            <w:r>
+              <w:rPr>
+                <w:rFonts w:ascii="Courier New" w:hAnsi="Courier New"/>
+                <w:sz w:val="18"/>
+              </w:rPr>
+              <w:t>B-01</w:t>
+            </w:r>
+            <w:r>
+              <w:rPr>
+                <w:color w:val="373737"/>
+                <w:sz w:val="18"/>
+              </w:rPr>
+              <w:t xml:space="preserve"> (1–2d)</w:t>
+            </w:r>
+          </w:p>
+        </w:tc>
+        <w:tc>
+          <w:tcPr>
+            <w:tcW w:type="dxa" w:w="3419"/>
+            <w:vAlign w:val="top"/>
+          </w:tcPr>
+          <w:p>
+            <w:pPr>
+              <w:jc w:val="left"/>
+            </w:pPr>
+            <w:r>
+              <w:rPr>
+                <w:color w:val="373737"/>
+                <w:sz w:val="18"/>
+              </w:rPr>
+              <w:t xml:space="preserve">⏳ after </w:t>
+            </w:r>
+            <w:r>
+              <w:rPr>
+                <w:rFonts w:ascii="Courier New" w:hAnsi="Courier New"/>
+                <w:sz w:val="18"/>
+              </w:rPr>
+              <w:t>B-01</w:t>
+            </w:r>
+            <w:r>
+              <w:rPr>
+                <w:color w:val="373737"/>
+                <w:sz w:val="18"/>
+              </w:rPr>
+              <w:t xml:space="preserve"> → 🟡 </w:t>
+            </w:r>
+            <w:r>
+              <w:rPr>
+                <w:rFonts w:ascii="Courier New" w:hAnsi="Courier New"/>
+                <w:sz w:val="18"/>
+              </w:rPr>
+              <w:t>C-01</w:t>
+            </w:r>
+            <w:r>
+              <w:rPr>
+                <w:color w:val="373737"/>
+                <w:sz w:val="18"/>
+              </w:rPr>
+              <w:t xml:space="preserve"> (2–4d)</w:t>
+            </w:r>
+          </w:p>
+        </w:tc>
+      </w:tr>
+      <w:tr>
+        <w:tc>
+          <w:tcPr>
+            <w:tcW w:type="dxa" w:w="3419"/>
+            <w:shd w:val="clear" w:color="auto" w:fill="F5F8FF"/>
+            <w:vAlign w:val="top"/>
+          </w:tcPr>
+          <w:p>
+            <w:pPr>
+              <w:jc w:val="left"/>
+            </w:pPr>
+            <w:r>
+              <w:rPr>
+                <w:color w:val="373737"/>
+                <w:sz w:val="18"/>
+              </w:rPr>
+              <w:t>2</w:t>
+            </w:r>
+          </w:p>
+        </w:tc>
+        <w:tc>
+          <w:tcPr>
+            <w:tcW w:type="dxa" w:w="3419"/>
+            <w:shd w:val="clear" w:color="auto" w:fill="F5F8FF"/>
+            <w:vAlign w:val="top"/>
+          </w:tcPr>
+          <w:p>
+            <w:pPr>
+              <w:jc w:val="left"/>
+            </w:pPr>
+            <w:r>
+              <w:rPr>
+                <w:color w:val="373737"/>
+                <w:sz w:val="18"/>
+              </w:rPr>
+              <w:t xml:space="preserve">🟠 </w:t>
+            </w:r>
+            <w:r>
+              <w:rPr>
+                <w:rFonts w:ascii="Courier New" w:hAnsi="Courier New"/>
+                <w:sz w:val="18"/>
+              </w:rPr>
+              <w:t>E-01</w:t>
+            </w:r>
+            <w:r>
+              <w:rPr>
+                <w:color w:val="373737"/>
+                <w:sz w:val="18"/>
+              </w:rPr>
+              <w:t xml:space="preserve"> (4–7d) 🔬</w:t>
+            </w:r>
+          </w:p>
+        </w:tc>
+        <w:tc>
+          <w:tcPr>
+            <w:tcW w:type="dxa" w:w="3419"/>
+            <w:shd w:val="clear" w:color="auto" w:fill="F5F8FF"/>
+            <w:vAlign w:val="top"/>
+          </w:tcPr>
+          <w:p>
+            <w:pPr>
+              <w:jc w:val="left"/>
+            </w:pPr>
+            <w:r>
+              <w:rPr>
+                <w:color w:val="373737"/>
+                <w:sz w:val="18"/>
+              </w:rPr>
+              <w:t xml:space="preserve">🟡 </w:t>
+            </w:r>
+            <w:r>
+              <w:rPr>
+                <w:rFonts w:ascii="Courier New" w:hAnsi="Courier New"/>
+                <w:sz w:val="18"/>
+              </w:rPr>
+              <w:t>G-02</w:t>
+            </w:r>
+            <w:r>
+              <w:rPr>
+                <w:color w:val="373737"/>
+                <w:sz w:val="18"/>
+              </w:rPr>
+              <w:t xml:space="preserve"> (2–4d)</w:t>
+            </w:r>
+          </w:p>
+        </w:tc>
+      </w:tr>
+      <w:tr>
+        <w:tc>
+          <w:tcPr>
+            <w:tcW w:type="dxa" w:w="3419"/>
+            <w:vAlign w:val="top"/>
+          </w:tcPr>
+          <w:p>
+            <w:pPr>
+              <w:jc w:val="left"/>
+            </w:pPr>
+            <w:r>
+              <w:rPr>
+                <w:color w:val="373737"/>
+                <w:sz w:val="18"/>
+              </w:rPr>
+              <w:t>3</w:t>
+            </w:r>
+          </w:p>
+        </w:tc>
+        <w:tc>
+          <w:tcPr>
+            <w:tcW w:type="dxa" w:w="3419"/>
+            <w:vAlign w:val="top"/>
+          </w:tcPr>
+          <w:p>
+            <w:pPr>
+              <w:jc w:val="left"/>
+            </w:pPr>
+            <w:r>
+              <w:rPr>
+                <w:color w:val="373737"/>
+                <w:sz w:val="18"/>
+              </w:rPr>
+              <w:t xml:space="preserve">🟡 </w:t>
+            </w:r>
+            <w:r>
+              <w:rPr>
+                <w:rFonts w:ascii="Courier New" w:hAnsi="Courier New"/>
+                <w:sz w:val="18"/>
+              </w:rPr>
+              <w:t>D-01</w:t>
+            </w:r>
+            <w:r>
+              <w:rPr>
+                <w:color w:val="373737"/>
+                <w:sz w:val="18"/>
+              </w:rPr>
+              <w:t xml:space="preserve"> (2–4d)</w:t>
+            </w:r>
+          </w:p>
+        </w:tc>
+        <w:tc>
+          <w:tcPr>
+            <w:tcW w:type="dxa" w:w="3419"/>
+            <w:vAlign w:val="top"/>
+          </w:tcPr>
+          <w:p>
+            <w:pPr>
+              <w:jc w:val="left"/>
+            </w:pPr>
+            <w:r>
+              <w:rPr>
+                <w:color w:val="373737"/>
+                <w:sz w:val="18"/>
+              </w:rPr>
+              <w:t xml:space="preserve">🟡 </w:t>
+            </w:r>
+            <w:r>
+              <w:rPr>
+                <w:rFonts w:ascii="Courier New" w:hAnsi="Courier New"/>
+                <w:sz w:val="18"/>
+              </w:rPr>
+              <w:t>D-02</w:t>
+            </w:r>
+            <w:r>
+              <w:rPr>
+                <w:color w:val="373737"/>
+                <w:sz w:val="18"/>
+              </w:rPr>
+              <w:t xml:space="preserve"> (2–4d)</w:t>
+            </w:r>
+          </w:p>
+        </w:tc>
+      </w:tr>
+      <w:tr>
+        <w:tc>
+          <w:tcPr>
+            <w:tcW w:type="dxa" w:w="3419"/>
+            <w:shd w:val="clear" w:color="auto" w:fill="F5F8FF"/>
+            <w:vAlign w:val="top"/>
+          </w:tcPr>
+          <w:p>
+            <w:pPr>
+              <w:jc w:val="left"/>
+            </w:pPr>
+            <w:r>
+              <w:rPr>
+                <w:color w:val="373737"/>
+                <w:sz w:val="18"/>
+              </w:rPr>
+              <w:t>4</w:t>
+            </w:r>
+          </w:p>
+        </w:tc>
+        <w:tc>
+          <w:tcPr>
+            <w:tcW w:type="dxa" w:w="3419"/>
+            <w:shd w:val="clear" w:color="auto" w:fill="F5F8FF"/>
+            <w:vAlign w:val="top"/>
+          </w:tcPr>
+          <w:p>
+            <w:pPr>
+              <w:jc w:val="left"/>
+            </w:pPr>
+            <w:r>
+              <w:rPr>
+                <w:color w:val="373737"/>
+                <w:sz w:val="18"/>
+              </w:rPr>
+              <w:t xml:space="preserve">🟡 </w:t>
+            </w:r>
+            <w:r>
+              <w:rPr>
+                <w:rFonts w:ascii="Courier New" w:hAnsi="Courier New"/>
+                <w:sz w:val="18"/>
+              </w:rPr>
+              <w:t>G-03</w:t>
+            </w:r>
+            <w:r>
+              <w:rPr>
+                <w:color w:val="373737"/>
+                <w:sz w:val="18"/>
+              </w:rPr>
+              <w:t xml:space="preserve"> (2–4d)</w:t>
+            </w:r>
+          </w:p>
+        </w:tc>
+        <w:tc>
+          <w:tcPr>
+            <w:tcW w:type="dxa" w:w="3419"/>
+            <w:shd w:val="clear" w:color="auto" w:fill="F5F8FF"/>
+            <w:vAlign w:val="top"/>
+          </w:tcPr>
+          <w:p>
+            <w:pPr>
+              <w:jc w:val="left"/>
+            </w:pPr>
+            <w:r>
+              <w:rPr>
+                <w:color w:val="373737"/>
+                <w:sz w:val="18"/>
+              </w:rPr>
+              <w:t xml:space="preserve">🟡 </w:t>
+            </w:r>
+            <w:r>
+              <w:rPr>
+                <w:rFonts w:ascii="Courier New" w:hAnsi="Courier New"/>
+                <w:sz w:val="18"/>
+              </w:rPr>
+              <w:t>G-04</w:t>
+            </w:r>
+            <w:r>
+              <w:rPr>
+                <w:color w:val="373737"/>
+                <w:sz w:val="18"/>
+              </w:rPr>
+              <w:t xml:space="preserve"> (2–4d)</w:t>
+            </w:r>
+          </w:p>
+        </w:tc>
+      </w:tr>
+      <w:tr>
+        <w:tc>
+          <w:tcPr>
+            <w:tcW w:type="dxa" w:w="3419"/>
+            <w:vAlign w:val="top"/>
+          </w:tcPr>
+          <w:p>
+            <w:pPr>
+              <w:jc w:val="left"/>
+            </w:pPr>
+            <w:r>
+              <w:rPr>
+                <w:color w:val="373737"/>
+                <w:sz w:val="18"/>
+              </w:rPr>
+              <w:t>5</w:t>
+            </w:r>
+          </w:p>
+        </w:tc>
+        <w:tc>
+          <w:tcPr>
+            <w:tcW w:type="dxa" w:w="3419"/>
+            <w:vAlign w:val="top"/>
+          </w:tcPr>
+          <w:p>
+            <w:pPr>
+              <w:jc w:val="left"/>
+            </w:pPr>
+            <w:r>
+              <w:rPr>
+                <w:color w:val="373737"/>
+                <w:sz w:val="18"/>
+              </w:rPr>
+              <w:t xml:space="preserve">🟢 </w:t>
+            </w:r>
+            <w:r>
+              <w:rPr>
+                <w:rFonts w:ascii="Courier New" w:hAnsi="Courier New"/>
+                <w:sz w:val="18"/>
+              </w:rPr>
+              <w:t>B-02</w:t>
+            </w:r>
+            <w:r>
+              <w:rPr>
+                <w:color w:val="373737"/>
+                <w:sz w:val="18"/>
+              </w:rPr>
+              <w:t xml:space="preserve"> (1–2d) </w:t>
+            </w:r>
+            <w:r>
+              <w:rPr>
+                <w:i/>
+                <w:color w:val="373737"/>
+                <w:sz w:val="18"/>
+              </w:rPr>
+              <w:t>(grouped XS: +`B-03`)</w:t>
+            </w:r>
+          </w:p>
+        </w:tc>
+        <w:tc>
+          <w:tcPr>
+            <w:tcW w:type="dxa" w:w="3419"/>
+            <w:vAlign w:val="top"/>
+          </w:tcPr>
+          <w:p>
+            <w:pPr>
+              <w:jc w:val="left"/>
+            </w:pPr>
+            <w:r>
+              <w:rPr>
+                <w:color w:val="373737"/>
+                <w:sz w:val="18"/>
+              </w:rPr>
+              <w:t xml:space="preserve">🟢 </w:t>
+            </w:r>
+            <w:r>
+              <w:rPr>
+                <w:rFonts w:ascii="Courier New" w:hAnsi="Courier New"/>
+                <w:sz w:val="18"/>
+              </w:rPr>
+              <w:t>F-01</w:t>
+            </w:r>
+            <w:r>
+              <w:rPr>
+                <w:color w:val="373737"/>
+                <w:sz w:val="18"/>
+              </w:rPr>
+              <w:t xml:space="preserve"> (1–2d) </w:t>
+            </w:r>
+            <w:r>
+              <w:rPr>
+                <w:i/>
+                <w:color w:val="373737"/>
+                <w:sz w:val="18"/>
+              </w:rPr>
+              <w:t>(grouped XS: +`F-02`)</w:t>
+            </w:r>
+          </w:p>
+        </w:tc>
+      </w:tr>
+      <w:tr>
+        <w:tc>
+          <w:tcPr>
+            <w:tcW w:type="dxa" w:w="3419"/>
+            <w:shd w:val="clear" w:color="auto" w:fill="F5F8FF"/>
+            <w:vAlign w:val="top"/>
+          </w:tcPr>
+          <w:p>
+            <w:pPr>
+              <w:jc w:val="left"/>
+            </w:pPr>
+            <w:r>
+              <w:rPr>
+                <w:color w:val="373737"/>
+                <w:sz w:val="18"/>
+              </w:rPr>
+              <w:t>6</w:t>
+            </w:r>
+          </w:p>
+        </w:tc>
+        <w:tc>
+          <w:tcPr>
+            <w:tcW w:type="dxa" w:w="3419"/>
+            <w:shd w:val="clear" w:color="auto" w:fill="F5F8FF"/>
+            <w:vAlign w:val="top"/>
+          </w:tcPr>
+          <w:p>
+            <w:pPr>
+              <w:jc w:val="left"/>
+            </w:pPr>
+            <w:r>
+              <w:rPr>
+                <w:color w:val="373737"/>
+                <w:sz w:val="18"/>
+              </w:rPr>
+              <w:t xml:space="preserve">🟢 </w:t>
+            </w:r>
+            <w:r>
+              <w:rPr>
+                <w:rFonts w:ascii="Courier New" w:hAnsi="Courier New"/>
+                <w:sz w:val="18"/>
+              </w:rPr>
+              <w:t>G-01</w:t>
+            </w:r>
+            <w:r>
+              <w:rPr>
+                <w:color w:val="373737"/>
+                <w:sz w:val="18"/>
+              </w:rPr>
+              <w:t xml:space="preserve"> (1–2d)</w:t>
+            </w:r>
+          </w:p>
+        </w:tc>
+        <w:tc>
+          <w:tcPr>
+            <w:tcW w:type="dxa" w:w="3419"/>
+            <w:shd w:val="clear" w:color="auto" w:fill="F5F8FF"/>
+            <w:vAlign w:val="top"/>
+          </w:tcPr>
+          <w:p>
+            <w:pPr>
+              <w:jc w:val="left"/>
+            </w:pPr>
+            <w:r>
+              <w:rPr>
+                <w:color w:val="373737"/>
+                <w:sz w:val="18"/>
+              </w:rPr>
+              <w:t>—</w:t>
+            </w:r>
+          </w:p>
+        </w:tc>
+      </w:tr>
+    </w:tbl>
+    <w:p/>
+    <w:p>
+      <w:pPr>
+        <w:spacing w:after="60"/>
+      </w:pPr>
+      <w:r>
+        <w:rPr>
+          <w:b/>
+          <w:color w:val="373737"/>
+          <w:sz w:val="19"/>
+        </w:rPr>
+        <w:t>BE-1:</w:t>
+      </w:r>
+      <w:r>
+        <w:rPr>
+          <w:color w:val="373737"/>
+          <w:sz w:val="19"/>
+        </w:rPr>
+        <w:t xml:space="preserve"> </w:t>
+      </w:r>
+      <w:r>
+        <w:rPr>
+          <w:rFonts w:ascii="Courier New" w:hAnsi="Courier New"/>
+          <w:sz w:val="19"/>
+        </w:rPr>
+        <w:t>B-01</w:t>
+      </w:r>
+      <w:r>
+        <w:rPr>
+          <w:color w:val="373737"/>
+          <w:sz w:val="19"/>
+        </w:rPr>
+        <w:t xml:space="preserve"> → </w:t>
+      </w:r>
+      <w:r>
+        <w:rPr>
+          <w:rFonts w:ascii="Courier New" w:hAnsi="Courier New"/>
+          <w:sz w:val="19"/>
+        </w:rPr>
+        <w:t>E-01</w:t>
+      </w:r>
+      <w:r>
+        <w:rPr>
+          <w:color w:val="373737"/>
+          <w:sz w:val="19"/>
+        </w:rPr>
+        <w:t xml:space="preserve"> → </w:t>
+      </w:r>
+      <w:r>
+        <w:rPr>
+          <w:rFonts w:ascii="Courier New" w:hAnsi="Courier New"/>
+          <w:sz w:val="19"/>
+        </w:rPr>
+        <w:t>D-01</w:t>
+      </w:r>
+      <w:r>
+        <w:rPr>
+          <w:color w:val="373737"/>
+          <w:sz w:val="19"/>
+        </w:rPr>
+        <w:t xml:space="preserve"> → </w:t>
+      </w:r>
+      <w:r>
+        <w:rPr>
+          <w:rFonts w:ascii="Courier New" w:hAnsi="Courier New"/>
+          <w:sz w:val="19"/>
+        </w:rPr>
+        <w:t>G-03</w:t>
+      </w:r>
+      <w:r>
+        <w:rPr>
+          <w:color w:val="373737"/>
+          <w:sz w:val="19"/>
+        </w:rPr>
+        <w:t xml:space="preserve"> → </w:t>
+      </w:r>
+      <w:r>
+        <w:rPr>
+          <w:rFonts w:ascii="Courier New" w:hAnsi="Courier New"/>
+          <w:sz w:val="19"/>
+        </w:rPr>
+        <w:t>B-02</w:t>
+      </w:r>
+      <w:r>
+        <w:rPr>
+          <w:color w:val="373737"/>
+          <w:sz w:val="19"/>
+        </w:rPr>
+        <w:t xml:space="preserve"> → </w:t>
+      </w:r>
+      <w:r>
+        <w:rPr>
+          <w:rFonts w:ascii="Courier New" w:hAnsi="Courier New"/>
+          <w:sz w:val="19"/>
+        </w:rPr>
+        <w:t>G-01</w:t>
+      </w:r>
+      <w:r>
+        <w:rPr>
+          <w:color w:val="373737"/>
+          <w:sz w:val="19"/>
+        </w:rPr>
+        <w:t>&lt;br&gt;</w:t>
+      </w:r>
+      <w:r>
+        <w:rPr>
+          <w:b/>
+          <w:color w:val="373737"/>
+          <w:sz w:val="19"/>
+        </w:rPr>
+        <w:t>BE-2:</w:t>
+      </w:r>
+      <w:r>
+        <w:rPr>
+          <w:color w:val="373737"/>
+          <w:sz w:val="19"/>
+        </w:rPr>
+        <w:t xml:space="preserve"> </w:t>
+      </w:r>
+      <w:r>
+        <w:rPr>
+          <w:rFonts w:ascii="Courier New" w:hAnsi="Courier New"/>
+          <w:sz w:val="19"/>
+        </w:rPr>
+        <w:t>C-01</w:t>
+      </w:r>
+      <w:r>
+        <w:rPr>
+          <w:color w:val="373737"/>
+          <w:sz w:val="19"/>
+        </w:rPr>
+        <w:t xml:space="preserve"> → </w:t>
+      </w:r>
+      <w:r>
+        <w:rPr>
+          <w:rFonts w:ascii="Courier New" w:hAnsi="Courier New"/>
+          <w:sz w:val="19"/>
+        </w:rPr>
+        <w:t>G-02</w:t>
+      </w:r>
+      <w:r>
+        <w:rPr>
+          <w:color w:val="373737"/>
+          <w:sz w:val="19"/>
+        </w:rPr>
+        <w:t xml:space="preserve"> → </w:t>
+      </w:r>
+      <w:r>
+        <w:rPr>
+          <w:rFonts w:ascii="Courier New" w:hAnsi="Courier New"/>
+          <w:sz w:val="19"/>
+        </w:rPr>
+        <w:t>D-02</w:t>
+      </w:r>
+      <w:r>
+        <w:rPr>
+          <w:color w:val="373737"/>
+          <w:sz w:val="19"/>
+        </w:rPr>
+        <w:t xml:space="preserve"> → </w:t>
+      </w:r>
+      <w:r>
+        <w:rPr>
+          <w:rFonts w:ascii="Courier New" w:hAnsi="Courier New"/>
+          <w:sz w:val="19"/>
+        </w:rPr>
+        <w:t>G-04</w:t>
+      </w:r>
+      <w:r>
+        <w:rPr>
+          <w:color w:val="373737"/>
+          <w:sz w:val="19"/>
+        </w:rPr>
+        <w:t xml:space="preserve"> → </w:t>
+      </w:r>
+      <w:r>
+        <w:rPr>
+          <w:rFonts w:ascii="Courier New" w:hAnsi="Courier New"/>
+          <w:sz w:val="19"/>
+        </w:rPr>
+        <w:t>F-01</w:t>
+      </w:r>
+    </w:p>
+    <w:p>
+      <w:pPr>
+        <w:spacing w:after="60"/>
+      </w:pPr>
+      <w:r>
+        <w:rPr>
+          <w:b/>
+          <w:color w:val="373737"/>
+          <w:sz w:val="19"/>
+        </w:rPr>
+        <w:t>Elapsed (nominal midpoints):</w:t>
+      </w:r>
+      <w:r>
+        <w:rPr>
+          <w:color w:val="373737"/>
+          <w:sz w:val="19"/>
+        </w:rPr>
+        <w:t xml:space="preserve"> ~16 working days with 2 engineers vs ~30 days sequential.</w:t>
       </w:r>
     </w:p>
     <w:p>
@@ -2964,7 +3884,7 @@
           <w:color w:val="1F3864"/>
           <w:sz w:val="22"/>
         </w:rPr>
-        <w:t>📖 Phase B — Core Reads  (3 stories)</w:t>
+        <w:t>📖 Phase B — Core Reads  (2 stories)</w:t>
       </w:r>
     </w:p>
     <w:tbl>
@@ -3298,7 +4218,14 @@
                 <w:color w:val="373737"/>
                 <w:sz w:val="17"/>
               </w:rPr>
-              <w:t xml:space="preserve"> (cacheable)</w:t>
+              <w:t xml:space="preserve"> · </w:t>
+            </w:r>
+            <w:r>
+              <w:rPr>
+                <w:rFonts w:ascii="Courier New" w:hAnsi="Courier New"/>
+                <w:sz w:val="17"/>
+              </w:rPr>
+              <w:t>getWatchlistInspectionActions</w:t>
             </w:r>
           </w:p>
         </w:tc>
@@ -3378,7 +4305,7 @@
                 <w:color w:val="373737"/>
                 <w:sz w:val="17"/>
               </w:rPr>
-              <w:t>Return the watchlist-reason lookup (cached).</w:t>
+              <w:t>Return the watchlist-reason lookup (cached); Return the inspection-action lookup (cached)</w:t>
             </w:r>
           </w:p>
           <w:p>
@@ -3398,7 +4325,7 @@
                 <w:color w:val="373737"/>
                 <w:sz w:val="17"/>
               </w:rPr>
-              <w:t>GET watchlist/v1/watchlist_reasons</w:t>
+              <w:t>GET watchlist/v1/watchlist_reasons. ; GET watchlist/v1/watchlist_inspection_action_types</w:t>
             </w:r>
           </w:p>
           <w:p>
@@ -3428,165 +4355,17 @@
             </w:r>
             <w:r>
               <w:rPr>
+                <w:rFonts w:ascii="Courier New" w:hAnsi="Courier New"/>
+                <w:sz w:val="17"/>
+              </w:rPr>
+              <w:t>getWatchlistReasons</w:t>
+            </w:r>
+            <w:r>
+              <w:rPr>
                 <w:color w:val="373737"/>
                 <w:sz w:val="17"/>
               </w:rPr>
-              <w:t>returns reasons; cached</w:t>
-            </w:r>
-          </w:p>
-        </w:tc>
-      </w:tr>
-      <w:tr>
-        <w:tc>
-          <w:tcPr>
-            <w:tcW w:w="2448" w:type="dxa"/>
-          </w:tcPr>
-          <w:p>
-            <w:pPr>
-              <w:spacing w:after="20"/>
-            </w:pPr>
-            <w:r>
-              <w:rPr>
-                <w:sz w:val="18"/>
-              </w:rPr>
-              <w:t xml:space="preserve">🔷 </w:t>
-            </w:r>
-            <w:r>
-              <w:rPr>
-                <w:rFonts w:ascii="Courier New" w:hAnsi="Courier New"/>
-                <w:b/>
-                <w:color w:val="1F497D"/>
-                <w:sz w:val="17"/>
-              </w:rPr>
-              <w:t>WATCHLIST-BE-B-03</w:t>
-            </w:r>
-          </w:p>
-          <w:p>
-            <w:pPr>
-              <w:spacing w:after="20"/>
-            </w:pPr>
-            <w:r>
-              <w:rPr>
-                <w:rFonts w:ascii="Courier New" w:hAnsi="Courier New"/>
-                <w:sz w:val="17"/>
-              </w:rPr>
-              <w:t>getWatchlistInspectionActions</w:t>
-            </w:r>
-            <w:r>
-              <w:rPr>
-                <w:color w:val="373737"/>
-                <w:sz w:val="17"/>
-              </w:rPr>
-              <w:t xml:space="preserve"> (cacheable)</w:t>
-            </w:r>
-          </w:p>
-        </w:tc>
-        <w:tc>
-          <w:tcPr>
-            <w:tcW w:w="1152" w:type="dxa"/>
-          </w:tcPr>
-          <w:p>
-            <w:pPr>
-              <w:spacing w:after="20"/>
-            </w:pPr>
-            <w:r>
-              <w:rPr>
-                <w:color w:val="1E7A34"/>
-                <w:sz w:val="17"/>
-              </w:rPr>
-              <w:t>🟢 Low [XS]</w:t>
-            </w:r>
-          </w:p>
-        </w:tc>
-        <w:tc>
-          <w:tcPr>
-            <w:tcW w:w="1872" w:type="dxa"/>
-          </w:tcPr>
-          <w:p>
-            <w:pPr>
-              <w:spacing w:after="20"/>
-            </w:pPr>
-            <w:r>
-              <w:rPr>
-                <w:color w:val="444444"/>
-                <w:sz w:val="17"/>
-              </w:rPr>
-              <w:t>Query</w:t>
-            </w:r>
-          </w:p>
-        </w:tc>
-        <w:tc>
-          <w:tcPr>
-            <w:tcW w:w="1368" w:type="dxa"/>
-          </w:tcPr>
-          <w:p>
-            <w:pPr>
-              <w:spacing w:after="20"/>
-            </w:pPr>
-            <w:r>
-              <w:rPr>
-                <w:color w:val="444444"/>
-                <w:sz w:val="17"/>
-              </w:rPr>
-              <w:t>B-01</w:t>
-            </w:r>
-          </w:p>
-        </w:tc>
-        <w:tc>
-          <w:tcPr>
-            <w:tcW w:w="5976" w:type="dxa"/>
-          </w:tcPr>
-          <w:p>
-            <w:pPr>
-              <w:spacing w:after="20"/>
-            </w:pPr>
-            <w:r>
-              <w:rPr>
-                <w:b/>
-                <w:color w:val="373737"/>
-                <w:sz w:val="17"/>
-              </w:rPr>
-              <w:t xml:space="preserve">Intent — </w:t>
-            </w:r>
-            <w:r>
-              <w:rPr>
-                <w:color w:val="373737"/>
-                <w:sz w:val="17"/>
-              </w:rPr>
-              <w:t>Return the inspection-action lookup (cached).</w:t>
-            </w:r>
-          </w:p>
-          <w:p>
-            <w:pPr>
-              <w:spacing w:after="20"/>
-            </w:pPr>
-            <w:r>
-              <w:rPr>
-                <w:b/>
-                <w:color w:val="373737"/>
-                <w:sz w:val="17"/>
-              </w:rPr>
-              <w:t xml:space="preserve">Today — </w:t>
-            </w:r>
-            <w:r>
-              <w:rPr>
-                <w:color w:val="373737"/>
-                <w:sz w:val="17"/>
-              </w:rPr>
-              <w:t>GET watchlist/v1/watchlist_inspection_action_types</w:t>
-            </w:r>
-          </w:p>
-          <w:p>
-            <w:pPr>
-              <w:spacing w:after="20"/>
-            </w:pPr>
-            <w:r>
-              <w:rPr>
-                <w:b/>
-                <w:color w:val="373737"/>
-                <w:sz w:val="17"/>
-              </w:rPr>
-              <w:t>Done when:</w:t>
+              <w:t>: returns reasons; cached</w:t>
             </w:r>
           </w:p>
           <w:p>
@@ -3603,10 +4382,17 @@
             </w:r>
             <w:r>
               <w:rPr>
+                <w:rFonts w:ascii="Courier New" w:hAnsi="Courier New"/>
+                <w:sz w:val="17"/>
+              </w:rPr>
+              <w:t>getWatchlistInspectionActions</w:t>
+            </w:r>
+            <w:r>
+              <w:rPr>
                 <w:color w:val="373737"/>
                 <w:sz w:val="17"/>
               </w:rPr>
-              <w:t>returns actions; cached</w:t>
+              <w:t>: returns actions; cached</w:t>
             </w:r>
           </w:p>
         </w:tc>
@@ -5139,7 +5925,7 @@
           <w:color w:val="4A0F7A"/>
           <w:sz w:val="22"/>
         </w:rPr>
-        <w:t>🔗 Phase F — Federation &amp; Stitching  (2 stories)</w:t>
+        <w:t>🔗 Phase F — Federation &amp; Stitching  (1 stories)</w:t>
       </w:r>
     </w:p>
     <w:tbl>
@@ -5304,7 +6090,14 @@
                 <w:color w:val="373737"/>
                 <w:sz w:val="17"/>
               </w:rPr>
-              <w:t xml:space="preserve"> (internal)</w:t>
+              <w:t xml:space="preserve"> · </w:t>
+            </w:r>
+            <w:r>
+              <w:rPr>
+                <w:rFonts w:ascii="Courier New" w:hAnsi="Courier New"/>
+                <w:sz w:val="17"/>
+              </w:rPr>
+              <w:t>ResourcesCount.watchlists</w:t>
             </w:r>
           </w:p>
         </w:tc>
@@ -5380,7 +6173,7 @@
                 <w:color w:val="373737"/>
                 <w:sz w:val="17"/>
               </w:rPr>
-              <w:t>Expose a product's watchlists on the Product type.</w:t>
+              <w:t>Expose a product's watchlists on the Product type; Contribute the watchlists count to the TechPack rollup</w:t>
             </w:r>
           </w:p>
           <w:p>
@@ -5430,170 +6223,17 @@
             </w:r>
             <w:r>
               <w:rPr>
+                <w:rFonts w:ascii="Courier New" w:hAnsi="Courier New"/>
+                <w:sz w:val="17"/>
+              </w:rPr>
+              <w:t>Product.watchlists</w:t>
+            </w:r>
+            <w:r>
+              <w:rPr>
                 <w:color w:val="373737"/>
                 <w:sz w:val="17"/>
               </w:rPr>
-              <w:t>resolves in-process; no gateway hop</w:t>
-            </w:r>
-          </w:p>
-        </w:tc>
-      </w:tr>
-      <w:tr>
-        <w:tc>
-          <w:tcPr>
-            <w:shd w:val="clear" w:color="auto" w:fill="F5F8FF"/>
-            <w:tcW w:w="2448" w:type="dxa"/>
-          </w:tcPr>
-          <w:p>
-            <w:pPr>
-              <w:spacing w:after="20"/>
-            </w:pPr>
-            <w:r>
-              <w:rPr>
-                <w:sz w:val="18"/>
-              </w:rPr>
-              <w:t xml:space="preserve">🔸 </w:t>
-            </w:r>
-            <w:r>
-              <w:rPr>
-                <w:rFonts w:ascii="Courier New" w:hAnsi="Courier New"/>
-                <w:b/>
-                <w:color w:val="1F497D"/>
-                <w:sz w:val="17"/>
-              </w:rPr>
-              <w:t>WATCHLIST-BE-F-02</w:t>
-            </w:r>
-          </w:p>
-          <w:p>
-            <w:pPr>
-              <w:spacing w:after="20"/>
-            </w:pPr>
-            <w:r>
-              <w:rPr>
-                <w:rFonts w:ascii="Courier New" w:hAnsi="Courier New"/>
-                <w:sz w:val="17"/>
-              </w:rPr>
-              <w:t>ResourcesCount.watchlists</w:t>
-            </w:r>
-            <w:r>
-              <w:rPr>
-                <w:color w:val="373737"/>
-                <w:sz w:val="17"/>
-              </w:rPr>
-              <w:t xml:space="preserve"> (internal — TechPack)</w:t>
-            </w:r>
-          </w:p>
-        </w:tc>
-        <w:tc>
-          <w:tcPr>
-            <w:shd w:val="clear" w:color="auto" w:fill="F5F8FF"/>
-            <w:tcW w:w="1152" w:type="dxa"/>
-          </w:tcPr>
-          <w:p>
-            <w:pPr>
-              <w:spacing w:after="20"/>
-            </w:pPr>
-            <w:r>
-              <w:rPr>
-                <w:color w:val="1E7A34"/>
-                <w:sz w:val="17"/>
-              </w:rPr>
-              <w:t>🟢 Low [XS]</w:t>
-            </w:r>
-          </w:p>
-        </w:tc>
-        <w:tc>
-          <w:tcPr>
-            <w:shd w:val="clear" w:color="auto" w:fill="F5F8FF"/>
-            <w:tcW w:w="1872" w:type="dxa"/>
-          </w:tcPr>
-          <w:p>
-            <w:pPr>
-              <w:spacing w:after="20"/>
-            </w:pPr>
-            <w:r>
-              <w:rPr>
-                <w:color w:val="444444"/>
-                <w:sz w:val="17"/>
-              </w:rPr>
-              <w:t>Field Resolver</w:t>
-            </w:r>
-          </w:p>
-        </w:tc>
-        <w:tc>
-          <w:tcPr>
-            <w:shd w:val="clear" w:color="auto" w:fill="F5F8FF"/>
-            <w:tcW w:w="1368" w:type="dxa"/>
-          </w:tcPr>
-          <w:p>
-            <w:pPr>
-              <w:spacing w:after="20"/>
-            </w:pPr>
-            <w:r>
-              <w:rPr>
-                <w:color w:val="444444"/>
-                <w:sz w:val="17"/>
-              </w:rPr>
-              <w:t>B-01</w:t>
-            </w:r>
-          </w:p>
-        </w:tc>
-        <w:tc>
-          <w:tcPr>
-            <w:shd w:val="clear" w:color="auto" w:fill="F5F8FF"/>
-            <w:tcW w:w="5976" w:type="dxa"/>
-          </w:tcPr>
-          <w:p>
-            <w:pPr>
-              <w:spacing w:after="20"/>
-            </w:pPr>
-            <w:r>
-              <w:rPr>
-                <w:b/>
-                <w:color w:val="373737"/>
-                <w:sz w:val="17"/>
-              </w:rPr>
-              <w:t xml:space="preserve">Intent — </w:t>
-            </w:r>
-            <w:r>
-              <w:rPr>
-                <w:color w:val="373737"/>
-                <w:sz w:val="17"/>
-              </w:rPr>
-              <w:t>Contribute the watchlists count to the TechPack rollup.</w:t>
-            </w:r>
-          </w:p>
-          <w:p>
-            <w:pPr>
-              <w:spacing w:after="20"/>
-            </w:pPr>
-            <w:r>
-              <w:rPr>
-                <w:b/>
-                <w:color w:val="373737"/>
-                <w:sz w:val="17"/>
-              </w:rPr>
-              <w:t xml:space="preserve">Today — </w:t>
-            </w:r>
-            <w:r>
-              <w:rPr>
-                <w:color w:val="373737"/>
-                <w:sz w:val="17"/>
-              </w:rPr>
-              <w:t>fill the TechPack `ResourcesCount</w:t>
-            </w:r>
-          </w:p>
-          <w:p>
-            <w:pPr>
-              <w:spacing w:after="20"/>
-            </w:pPr>
-            <w:r>
-              <w:rPr>
-                <w:b/>
-                <w:color w:val="373737"/>
-                <w:sz w:val="17"/>
-              </w:rPr>
-              <w:t>Done when:</w:t>
+              <w:t>: resolves in-process; no gateway hop</w:t>
             </w:r>
           </w:p>
           <w:p>
@@ -5610,10 +6250,17 @@
             </w:r>
             <w:r>
               <w:rPr>
+                <w:rFonts w:ascii="Courier New" w:hAnsi="Courier New"/>
+                <w:sz w:val="17"/>
+              </w:rPr>
+              <w:t>ResourcesCount.watchlists</w:t>
+            </w:r>
+            <w:r>
+              <w:rPr>
                 <w:color w:val="373737"/>
                 <w:sz w:val="17"/>
               </w:rPr>
-              <w:t>count resolves in-process; parity vs the TechPack facade</w:t>
+              <w:t>: count resolves in-process; parity vs the TechPack facade</w:t>
             </w:r>
           </w:p>
         </w:tc>

--- a/output/summary/watchlist/FederatedGqlBreakDown-BE-watchlist.docx
+++ b/output/summary/watchlist/FederatedGqlBreakDown-BE-watchlist.docx
@@ -76,7 +76,7 @@
                 <w:color w:val="1F497D"/>
                 <w:sz w:val="22"/>
               </w:rPr>
-              <w:t>11</w:t>
+              <w:t>12</w:t>
             </w:r>
           </w:p>
         </w:tc>
@@ -132,7 +132,7 @@
                 <w:color w:val="1F497D"/>
                 <w:sz w:val="22"/>
               </w:rPr>
-              <w:t>🔴 0  🟠 1  🟡 6  🟢 4</w:t>
+              <w:t>🔴 0  🟠 1  🟡 6  🟢 5</w:t>
             </w:r>
           </w:p>
         </w:tc>
@@ -2887,6 +2887,20 @@
               </w:rPr>
               <w:t>G-04</w:t>
             </w:r>
+            <w:r>
+              <w:rPr>
+                <w:color w:val="373737"/>
+                <w:sz w:val="18"/>
+              </w:rPr>
+              <w:t xml:space="preserve">, 🟢 </w:t>
+            </w:r>
+            <w:r>
+              <w:rPr>
+                <w:rFonts w:ascii="Courier New" w:hAnsi="Courier New"/>
+                <w:sz w:val="18"/>
+              </w:rPr>
+              <w:t>G-05</w:t>
+            </w:r>
           </w:p>
         </w:tc>
         <w:tc>
@@ -2966,7 +2980,7 @@
           <w:rFonts w:ascii="Courier New" w:hAnsi="Courier New"/>
           <w:sz w:val="19"/>
         </w:rPr>
-        <w:t>G-02</w:t>
+        <w:t>E-01</w:t>
       </w:r>
       <w:r>
         <w:rPr>
@@ -3638,7 +3652,21 @@
                 <w:color w:val="373737"/>
                 <w:sz w:val="18"/>
               </w:rPr>
-              <w:t>—</w:t>
+              <w:t xml:space="preserve">🟢 </w:t>
+            </w:r>
+            <w:r>
+              <w:rPr>
+                <w:rFonts w:ascii="Courier New" w:hAnsi="Courier New"/>
+                <w:sz w:val="18"/>
+              </w:rPr>
+              <w:t>G-05</w:t>
+            </w:r>
+            <w:r>
+              <w:rPr>
+                <w:color w:val="373737"/>
+                <w:sz w:val="18"/>
+              </w:rPr>
+              <w:t xml:space="preserve"> (1–2d)</w:t>
             </w:r>
           </w:p>
         </w:tc>
@@ -3826,6 +3854,20 @@
         </w:rPr>
         <w:t>F-01</w:t>
       </w:r>
+      <w:r>
+        <w:rPr>
+          <w:color w:val="373737"/>
+          <w:sz w:val="19"/>
+        </w:rPr>
+        <w:t xml:space="preserve"> → </w:t>
+      </w:r>
+      <w:r>
+        <w:rPr>
+          <w:rFonts w:ascii="Courier New" w:hAnsi="Courier New"/>
+          <w:sz w:val="19"/>
+        </w:rPr>
+        <w:t>G-05</w:t>
+      </w:r>
     </w:p>
     <w:p>
       <w:pPr>
@@ -3844,7 +3886,7 @@
           <w:color w:val="373737"/>
           <w:sz w:val="19"/>
         </w:rPr>
-        <w:t xml:space="preserve"> ~16 working days with 2 engineers vs ~30 days sequential.</w:t>
+        <w:t xml:space="preserve"> ~16 working days with 2 engineers vs ~31 days sequential.</w:t>
       </w:r>
     </w:p>
     <w:p>
@@ -6278,7 +6320,7 @@
           <w:color w:val="0A4023"/>
           <w:sz w:val="22"/>
         </w:rPr>
-        <w:t>🧪 Phase G — Field Resolvers &amp; Tests  (4 stories)</w:t>
+        <w:t>🧪 Phase G — Field Resolvers &amp; Tests  (5 stories)</w:t>
       </w:r>
     </w:p>
     <w:tbl>
@@ -7222,6 +7264,303 @@
                 <w:sz w:val="17"/>
               </w:rPr>
               <w:t>schema-diff intentional</w:t>
+            </w:r>
+          </w:p>
+        </w:tc>
+      </w:tr>
+      <w:tr>
+        <w:tc>
+          <w:tcPr>
+            <w:tcW w:w="2448" w:type="dxa"/>
+          </w:tcPr>
+          <w:p>
+            <w:pPr>
+              <w:spacing w:after="20"/>
+            </w:pPr>
+            <w:r>
+              <w:rPr>
+                <w:sz w:val="18"/>
+              </w:rPr>
+              <w:t xml:space="preserve">🔸 </w:t>
+            </w:r>
+            <w:r>
+              <w:rPr>
+                <w:rFonts w:ascii="Courier New" w:hAnsi="Courier New"/>
+                <w:b/>
+                <w:color w:val="1F497D"/>
+                <w:sz w:val="17"/>
+              </w:rPr>
+              <w:t>WATCHLIST-BE-G-05</w:t>
+            </w:r>
+          </w:p>
+          <w:p>
+            <w:pPr>
+              <w:spacing w:after="20"/>
+            </w:pPr>
+            <w:r>
+              <w:rPr>
+                <w:rFonts w:ascii="Courier New" w:hAnsi="Courier New"/>
+                <w:sz w:val="17"/>
+              </w:rPr>
+              <w:t>WatchlistPartner.partner</w:t>
+            </w:r>
+            <w:r>
+              <w:rPr>
+                <w:color w:val="373737"/>
+                <w:sz w:val="17"/>
+              </w:rPr>
+              <w:t xml:space="preserve"> entity reference (recommended, PO-gated)</w:t>
+            </w:r>
+          </w:p>
+        </w:tc>
+        <w:tc>
+          <w:tcPr>
+            <w:tcW w:w="1152" w:type="dxa"/>
+          </w:tcPr>
+          <w:p>
+            <w:pPr>
+              <w:spacing w:after="20"/>
+            </w:pPr>
+            <w:r>
+              <w:rPr>
+                <w:color w:val="1E7A34"/>
+                <w:sz w:val="17"/>
+              </w:rPr>
+              <w:t>🟢 Low [XS]</w:t>
+            </w:r>
+          </w:p>
+        </w:tc>
+        <w:tc>
+          <w:tcPr>
+            <w:tcW w:w="1872" w:type="dxa"/>
+          </w:tcPr>
+          <w:p>
+            <w:pPr>
+              <w:spacing w:after="20"/>
+            </w:pPr>
+            <w:r>
+              <w:rPr>
+                <w:color w:val="444444"/>
+                <w:sz w:val="17"/>
+              </w:rPr>
+              <w:t>Field Resolver</w:t>
+            </w:r>
+          </w:p>
+          <w:p>
+            <w:pPr>
+              <w:spacing w:after="20"/>
+            </w:pPr>
+            <w:r>
+              <w:rPr>
+                <w:color w:val="444444"/>
+                <w:sz w:val="16"/>
+              </w:rPr>
+              <w:t xml:space="preserve">Calls: </w:t>
+            </w:r>
+            <w:r>
+              <w:rPr>
+                <w:color w:val="373737"/>
+                <w:sz w:val="16"/>
+              </w:rPr>
+              <w:t>vmm</w:t>
+            </w:r>
+          </w:p>
+        </w:tc>
+        <w:tc>
+          <w:tcPr>
+            <w:tcW w:w="1368" w:type="dxa"/>
+          </w:tcPr>
+          <w:p>
+            <w:pPr>
+              <w:spacing w:after="20"/>
+            </w:pPr>
+            <w:r>
+              <w:rPr>
+                <w:color w:val="444444"/>
+                <w:sz w:val="17"/>
+              </w:rPr>
+              <w:t>G-02</w:t>
+            </w:r>
+          </w:p>
+        </w:tc>
+        <w:tc>
+          <w:tcPr>
+            <w:tcW w:w="5976" w:type="dxa"/>
+          </w:tcPr>
+          <w:p>
+            <w:pPr>
+              <w:spacing w:after="20"/>
+            </w:pPr>
+            <w:r>
+              <w:rPr>
+                <w:b/>
+                <w:color w:val="373737"/>
+                <w:sz w:val="17"/>
+              </w:rPr>
+              <w:t xml:space="preserve">Intent — </w:t>
+            </w:r>
+            <w:r>
+              <w:rPr>
+                <w:color w:val="373737"/>
+                <w:sz w:val="17"/>
+              </w:rPr>
+              <w:t xml:space="preserve">Adds </w:t>
+            </w:r>
+            <w:r>
+              <w:rPr>
+                <w:rFonts w:ascii="Courier New" w:hAnsi="Courier New"/>
+                <w:sz w:val="17"/>
+              </w:rPr>
+              <w:t>partner { … }</w:t>
+            </w:r>
+            <w:r>
+              <w:rPr>
+                <w:color w:val="373737"/>
+                <w:sz w:val="17"/>
+              </w:rPr>
+              <w:t xml:space="preserve"> next to </w:t>
+            </w:r>
+            <w:r>
+              <w:rPr>
+                <w:rFonts w:ascii="Courier New" w:hAnsi="Courier New"/>
+                <w:sz w:val="17"/>
+              </w:rPr>
+              <w:t>partnerId</w:t>
+            </w:r>
+            <w:r>
+              <w:rPr>
+                <w:color w:val="373737"/>
+                <w:sz w:val="17"/>
+              </w:rPr>
+              <w:t>/</w:t>
+            </w:r>
+            <w:r>
+              <w:rPr>
+                <w:rFonts w:ascii="Courier New" w:hAnsi="Courier New"/>
+                <w:sz w:val="17"/>
+              </w:rPr>
+              <w:t>partnerName</w:t>
+            </w:r>
+            <w:r>
+              <w:rPr>
+                <w:color w:val="373737"/>
+                <w:sz w:val="17"/>
+              </w:rPr>
+              <w:t xml:space="preserve"> on watchlist partner rows.</w:t>
+            </w:r>
+          </w:p>
+          <w:p>
+            <w:pPr>
+              <w:spacing w:after="20"/>
+            </w:pPr>
+            <w:r>
+              <w:rPr>
+                <w:b/>
+                <w:color w:val="373737"/>
+                <w:sz w:val="17"/>
+              </w:rPr>
+              <w:t xml:space="preserve">Today — </w:t>
+            </w:r>
+            <w:r>
+              <w:rPr>
+                <w:color w:val="373737"/>
+                <w:sz w:val="17"/>
+              </w:rPr>
+              <w:t>schema adds partner: VMM_BusinessPartner on WatchlistPartner; resolver</w:t>
+            </w:r>
+          </w:p>
+          <w:p>
+            <w:pPr>
+              <w:spacing w:after="20"/>
+            </w:pPr>
+            <w:r>
+              <w:rPr>
+                <w:b/>
+                <w:color w:val="373737"/>
+                <w:sz w:val="17"/>
+              </w:rPr>
+              <w:t>Done when:</w:t>
+            </w:r>
+          </w:p>
+          <w:p>
+            <w:pPr>
+              <w:spacing w:after="20"/>
+              <w:ind w:left="173"/>
+            </w:pPr>
+            <w:r>
+              <w:rPr>
+                <w:color w:val="444444"/>
+                <w:sz w:val="17"/>
+              </w:rPr>
+              <w:t xml:space="preserve">• </w:t>
+            </w:r>
+            <w:r>
+              <w:rPr>
+                <w:color w:val="373737"/>
+                <w:sz w:val="17"/>
+              </w:rPr>
+              <w:t>PO approval recorded (OQ-5) before implementation starts</w:t>
+            </w:r>
+          </w:p>
+          <w:p>
+            <w:pPr>
+              <w:spacing w:after="20"/>
+              <w:ind w:left="173"/>
+            </w:pPr>
+            <w:r>
+              <w:rPr>
+                <w:color w:val="444444"/>
+                <w:sz w:val="17"/>
+              </w:rPr>
+              <w:t xml:space="preserve">• </w:t>
+            </w:r>
+            <w:r>
+              <w:rPr>
+                <w:rFonts w:ascii="Courier New" w:hAnsi="Courier New"/>
+                <w:sz w:val="17"/>
+              </w:rPr>
+              <w:t>partner { id name }</w:t>
+            </w:r>
+            <w:r>
+              <w:rPr>
+                <w:color w:val="373737"/>
+                <w:sz w:val="17"/>
+              </w:rPr>
+              <w:t xml:space="preserve"> resolves via the gateway; </w:t>
+            </w:r>
+            <w:r>
+              <w:rPr>
+                <w:rFonts w:ascii="Courier New" w:hAnsi="Courier New"/>
+                <w:sz w:val="17"/>
+              </w:rPr>
+              <w:t>partnerName</w:t>
+            </w:r>
+            <w:r>
+              <w:rPr>
+                <w:color w:val="373737"/>
+                <w:sz w:val="17"/>
+              </w:rPr>
+              <w:t xml:space="preserve"> parity is preserved</w:t>
+            </w:r>
+          </w:p>
+          <w:p>
+            <w:pPr>
+              <w:spacing w:after="20"/>
+              <w:ind w:left="173"/>
+            </w:pPr>
+            <w:r>
+              <w:rPr>
+                <w:color w:val="444444"/>
+                <w:sz w:val="17"/>
+              </w:rPr>
+              <w:t xml:space="preserve">• </w:t>
+            </w:r>
+            <w:r>
+              <w:rPr>
+                <w:color w:val="373737"/>
+                <w:sz w:val="17"/>
+              </w:rPr>
+              <w:t>No additional VMM calls from the watchlist subgraph (stub emission only)</w:t>
             </w:r>
           </w:p>
         </w:tc>

--- a/output/summary/watchlist/FederatedGqlBreakDown-BE-watchlist.docx
+++ b/output/summary/watchlist/FederatedGqlBreakDown-BE-watchlist.docx
@@ -76,7 +76,7 @@
                 <w:color w:val="1F497D"/>
                 <w:sz w:val="22"/>
               </w:rPr>
-              <w:t>12</w:t>
+              <w:t>14</w:t>
             </w:r>
           </w:p>
         </w:tc>
@@ -132,7 +132,7 @@
                 <w:color w:val="1F497D"/>
                 <w:sz w:val="22"/>
               </w:rPr>
-              <w:t>🔴 0  🟠 1  🟡 6  🟢 5</w:t>
+              <w:t>🔴 0  🟠 1  🟡 6  🟢 7</w:t>
             </w:r>
           </w:p>
         </w:tc>
@@ -2690,14 +2690,14 @@
                 <w:color w:val="373737"/>
                 <w:sz w:val="18"/>
               </w:rPr>
-              <w:t xml:space="preserve">, 🟡 </w:t>
+              <w:t xml:space="preserve">, 🟢 </w:t>
             </w:r>
             <w:r>
               <w:rPr>
                 <w:rFonts w:ascii="Courier New" w:hAnsi="Courier New"/>
                 <w:sz w:val="18"/>
               </w:rPr>
-              <w:t>C-01</w:t>
+              <w:t>B-03</w:t>
             </w:r>
             <w:r>
               <w:rPr>
@@ -2711,7 +2711,7 @@
                 <w:rFonts w:ascii="Courier New" w:hAnsi="Courier New"/>
                 <w:sz w:val="18"/>
               </w:rPr>
-              <w:t>D-01</w:t>
+              <w:t>C-01</w:t>
             </w:r>
             <w:r>
               <w:rPr>
@@ -2725,35 +2725,63 @@
                 <w:rFonts w:ascii="Courier New" w:hAnsi="Courier New"/>
                 <w:sz w:val="18"/>
               </w:rPr>
-              <w:t>D-02</w:t>
+              <w:t>D-01</w:t>
             </w:r>
             <w:r>
               <w:rPr>
                 <w:color w:val="373737"/>
                 <w:sz w:val="18"/>
               </w:rPr>
-              <w:t xml:space="preserve">, 🟠 </w:t>
+              <w:t xml:space="preserve">, 🟡 </w:t>
             </w:r>
             <w:r>
               <w:rPr>
                 <w:rFonts w:ascii="Courier New" w:hAnsi="Courier New"/>
                 <w:sz w:val="18"/>
               </w:rPr>
-              <w:t>E-01</w:t>
+              <w:t>D-02</w:t>
             </w:r>
             <w:r>
               <w:rPr>
                 <w:color w:val="373737"/>
                 <w:sz w:val="18"/>
               </w:rPr>
-              <w:t xml:space="preserve">, 🟢 </w:t>
+              <w:t xml:space="preserve">, 🟠 </w:t>
             </w:r>
             <w:r>
               <w:rPr>
                 <w:rFonts w:ascii="Courier New" w:hAnsi="Courier New"/>
                 <w:sz w:val="18"/>
               </w:rPr>
+              <w:t>E-01</w:t>
+            </w:r>
+            <w:r>
+              <w:rPr>
+                <w:color w:val="373737"/>
+                <w:sz w:val="18"/>
+              </w:rPr>
+              <w:t xml:space="preserve">, 🟢 </w:t>
+            </w:r>
+            <w:r>
+              <w:rPr>
+                <w:rFonts w:ascii="Courier New" w:hAnsi="Courier New"/>
+                <w:sz w:val="18"/>
+              </w:rPr>
               <w:t>F-01</w:t>
+            </w:r>
+            <w:r>
+              <w:rPr>
+                <w:color w:val="373737"/>
+                <w:sz w:val="18"/>
+              </w:rPr>
+              <w:t xml:space="preserve">, 🟢 </w:t>
+            </w:r>
+            <w:r>
+              <w:rPr>
+                <w:rFonts w:ascii="Courier New" w:hAnsi="Courier New"/>
+                <w:sz w:val="18"/>
+              </w:rPr>
+              <w:t>F-02</w:t>
             </w:r>
             <w:r>
               <w:rPr>
@@ -3531,15 +3559,7 @@
                 <w:color w:val="373737"/>
                 <w:sz w:val="18"/>
               </w:rPr>
-              <w:t xml:space="preserve"> (1–2d) </w:t>
-            </w:r>
-            <w:r>
-              <w:rPr>
-                <w:i/>
-                <w:color w:val="373737"/>
-                <w:sz w:val="18"/>
-              </w:rPr>
-              <w:t>(grouped XS: +`B-03`)</w:t>
+              <w:t xml:space="preserve"> (1–2d)</w:t>
             </w:r>
           </w:p>
         </w:tc>
@@ -3564,22 +3584,14 @@
                 <w:rFonts w:ascii="Courier New" w:hAnsi="Courier New"/>
                 <w:sz w:val="18"/>
               </w:rPr>
-              <w:t>F-01</w:t>
+              <w:t>B-03</w:t>
             </w:r>
             <w:r>
               <w:rPr>
                 <w:color w:val="373737"/>
                 <w:sz w:val="18"/>
               </w:rPr>
-              <w:t xml:space="preserve"> (1–2d) </w:t>
-            </w:r>
-            <w:r>
-              <w:rPr>
-                <w:i/>
-                <w:color w:val="373737"/>
-                <w:sz w:val="18"/>
-              </w:rPr>
-              <w:t>(grouped XS: +`F-02`)</w:t>
+              <w:t xml:space="preserve"> (1–2d)</w:t>
             </w:r>
           </w:p>
         </w:tc>
@@ -3626,7 +3638,7 @@
                 <w:rFonts w:ascii="Courier New" w:hAnsi="Courier New"/>
                 <w:sz w:val="18"/>
               </w:rPr>
-              <w:t>G-01</w:t>
+              <w:t>F-01</w:t>
             </w:r>
             <w:r>
               <w:rPr>
@@ -3641,6 +3653,90 @@
           <w:tcPr>
             <w:tcW w:type="dxa" w:w="3419"/>
             <w:shd w:val="clear" w:color="auto" w:fill="F5F8FF"/>
+            <w:vAlign w:val="top"/>
+          </w:tcPr>
+          <w:p>
+            <w:pPr>
+              <w:jc w:val="left"/>
+            </w:pPr>
+            <w:r>
+              <w:rPr>
+                <w:color w:val="373737"/>
+                <w:sz w:val="18"/>
+              </w:rPr>
+              <w:t xml:space="preserve">🟢 </w:t>
+            </w:r>
+            <w:r>
+              <w:rPr>
+                <w:rFonts w:ascii="Courier New" w:hAnsi="Courier New"/>
+                <w:sz w:val="18"/>
+              </w:rPr>
+              <w:t>F-02</w:t>
+            </w:r>
+            <w:r>
+              <w:rPr>
+                <w:color w:val="373737"/>
+                <w:sz w:val="18"/>
+              </w:rPr>
+              <w:t xml:space="preserve"> (1–2d)</w:t>
+            </w:r>
+          </w:p>
+        </w:tc>
+      </w:tr>
+      <w:tr>
+        <w:tc>
+          <w:tcPr>
+            <w:tcW w:type="dxa" w:w="3419"/>
+            <w:vAlign w:val="top"/>
+          </w:tcPr>
+          <w:p>
+            <w:pPr>
+              <w:jc w:val="left"/>
+            </w:pPr>
+            <w:r>
+              <w:rPr>
+                <w:color w:val="373737"/>
+                <w:sz w:val="18"/>
+              </w:rPr>
+              <w:t>7</w:t>
+            </w:r>
+          </w:p>
+        </w:tc>
+        <w:tc>
+          <w:tcPr>
+            <w:tcW w:type="dxa" w:w="3419"/>
+            <w:vAlign w:val="top"/>
+          </w:tcPr>
+          <w:p>
+            <w:pPr>
+              <w:jc w:val="left"/>
+            </w:pPr>
+            <w:r>
+              <w:rPr>
+                <w:color w:val="373737"/>
+                <w:sz w:val="18"/>
+              </w:rPr>
+              <w:t xml:space="preserve">🟢 </w:t>
+            </w:r>
+            <w:r>
+              <w:rPr>
+                <w:rFonts w:ascii="Courier New" w:hAnsi="Courier New"/>
+                <w:sz w:val="18"/>
+              </w:rPr>
+              <w:t>G-01</w:t>
+            </w:r>
+            <w:r>
+              <w:rPr>
+                <w:color w:val="373737"/>
+                <w:sz w:val="18"/>
+              </w:rPr>
+              <w:t xml:space="preserve"> (1–2d)</w:t>
+            </w:r>
+          </w:p>
+        </w:tc>
+        <w:tc>
+          <w:tcPr>
+            <w:tcW w:type="dxa" w:w="3419"/>
             <w:vAlign w:val="top"/>
           </w:tcPr>
           <w:p>
@@ -3767,6 +3863,20 @@
           <w:rFonts w:ascii="Courier New" w:hAnsi="Courier New"/>
           <w:sz w:val="19"/>
         </w:rPr>
+        <w:t>F-01</w:t>
+      </w:r>
+      <w:r>
+        <w:rPr>
+          <w:color w:val="373737"/>
+          <w:sz w:val="19"/>
+        </w:rPr>
+        <w:t xml:space="preserve"> → </w:t>
+      </w:r>
+      <w:r>
+        <w:rPr>
+          <w:rFonts w:ascii="Courier New" w:hAnsi="Courier New"/>
+          <w:sz w:val="19"/>
+        </w:rPr>
         <w:t>G-01</w:t>
       </w:r>
       <w:r>
@@ -3852,7 +3962,21 @@
           <w:rFonts w:ascii="Courier New" w:hAnsi="Courier New"/>
           <w:sz w:val="19"/>
         </w:rPr>
-        <w:t>F-01</w:t>
+        <w:t>B-03</w:t>
+      </w:r>
+      <w:r>
+        <w:rPr>
+          <w:color w:val="373737"/>
+          <w:sz w:val="19"/>
+        </w:rPr>
+        <w:t xml:space="preserve"> → </w:t>
+      </w:r>
+      <w:r>
+        <w:rPr>
+          <w:rFonts w:ascii="Courier New" w:hAnsi="Courier New"/>
+          <w:sz w:val="19"/>
+        </w:rPr>
+        <w:t>F-02</w:t>
       </w:r>
       <w:r>
         <w:rPr>
@@ -3886,7 +4010,7 @@
           <w:color w:val="373737"/>
           <w:sz w:val="19"/>
         </w:rPr>
-        <w:t xml:space="preserve"> ~16 working days with 2 engineers vs ~31 days sequential.</w:t>
+        <w:t xml:space="preserve"> ~18 working days with 2 engineers vs ~34 days sequential.</w:t>
       </w:r>
     </w:p>
     <w:p>
@@ -3926,7 +4050,7 @@
           <w:color w:val="1F3864"/>
           <w:sz w:val="22"/>
         </w:rPr>
-        <w:t>📖 Phase B — Core Reads  (2 stories)</w:t>
+        <w:t>📖 Phase B — Core Reads  (3 stories)</w:t>
       </w:r>
     </w:p>
     <w:tbl>
@@ -4260,14 +4384,7 @@
                 <w:color w:val="373737"/>
                 <w:sz w:val="17"/>
               </w:rPr>
-              <w:t xml:space="preserve"> · </w:t>
-            </w:r>
-            <w:r>
-              <w:rPr>
-                <w:rFonts w:ascii="Courier New" w:hAnsi="Courier New"/>
-                <w:sz w:val="17"/>
-              </w:rPr>
-              <w:t>getWatchlistInspectionActions</w:t>
+              <w:t xml:space="preserve"> (cacheable)</w:t>
             </w:r>
           </w:p>
         </w:tc>
@@ -4347,7 +4464,7 @@
                 <w:color w:val="373737"/>
                 <w:sz w:val="17"/>
               </w:rPr>
-              <w:t>Return the watchlist-reason lookup (cached); Return the inspection-action lookup (cached)</w:t>
+              <w:t>Return the watchlist-reason lookup (cached).</w:t>
             </w:r>
           </w:p>
           <w:p>
@@ -4367,7 +4484,7 @@
                 <w:color w:val="373737"/>
                 <w:sz w:val="17"/>
               </w:rPr>
-              <w:t>GET watchlist/v1/watchlist_reasons. ; GET watchlist/v1/watchlist_inspection_action_types</w:t>
+              <w:t>GET watchlist/v1/watchlist_reasons</w:t>
             </w:r>
           </w:p>
           <w:p>
@@ -4397,17 +4514,165 @@
             </w:r>
             <w:r>
               <w:rPr>
+                <w:color w:val="373737"/>
+                <w:sz w:val="17"/>
+              </w:rPr>
+              <w:t>returns reasons; cached</w:t>
+            </w:r>
+          </w:p>
+        </w:tc>
+      </w:tr>
+      <w:tr>
+        <w:tc>
+          <w:tcPr>
+            <w:tcW w:w="2448" w:type="dxa"/>
+          </w:tcPr>
+          <w:p>
+            <w:pPr>
+              <w:spacing w:after="20"/>
+            </w:pPr>
+            <w:r>
+              <w:rPr>
+                <w:sz w:val="18"/>
+              </w:rPr>
+              <w:t xml:space="preserve">🔷 </w:t>
+            </w:r>
+            <w:r>
+              <w:rPr>
+                <w:rFonts w:ascii="Courier New" w:hAnsi="Courier New"/>
+                <w:b/>
+                <w:color w:val="1F497D"/>
+                <w:sz w:val="17"/>
+              </w:rPr>
+              <w:t>WATCHLIST-BE-B-03</w:t>
+            </w:r>
+          </w:p>
+          <w:p>
+            <w:pPr>
+              <w:spacing w:after="20"/>
+            </w:pPr>
+            <w:r>
+              <w:rPr>
                 <w:rFonts w:ascii="Courier New" w:hAnsi="Courier New"/>
                 <w:sz w:val="17"/>
               </w:rPr>
-              <w:t>getWatchlistReasons</w:t>
+              <w:t>getWatchlistInspectionActions</w:t>
             </w:r>
             <w:r>
               <w:rPr>
                 <w:color w:val="373737"/>
                 <w:sz w:val="17"/>
               </w:rPr>
-              <w:t>: returns reasons; cached</w:t>
+              <w:t xml:space="preserve"> (cacheable)</w:t>
+            </w:r>
+          </w:p>
+        </w:tc>
+        <w:tc>
+          <w:tcPr>
+            <w:tcW w:w="1152" w:type="dxa"/>
+          </w:tcPr>
+          <w:p>
+            <w:pPr>
+              <w:spacing w:after="20"/>
+            </w:pPr>
+            <w:r>
+              <w:rPr>
+                <w:color w:val="1E7A34"/>
+                <w:sz w:val="17"/>
+              </w:rPr>
+              <w:t>🟢 Low [XS]</w:t>
+            </w:r>
+          </w:p>
+        </w:tc>
+        <w:tc>
+          <w:tcPr>
+            <w:tcW w:w="1872" w:type="dxa"/>
+          </w:tcPr>
+          <w:p>
+            <w:pPr>
+              <w:spacing w:after="20"/>
+            </w:pPr>
+            <w:r>
+              <w:rPr>
+                <w:color w:val="444444"/>
+                <w:sz w:val="17"/>
+              </w:rPr>
+              <w:t>Query</w:t>
+            </w:r>
+          </w:p>
+        </w:tc>
+        <w:tc>
+          <w:tcPr>
+            <w:tcW w:w="1368" w:type="dxa"/>
+          </w:tcPr>
+          <w:p>
+            <w:pPr>
+              <w:spacing w:after="20"/>
+            </w:pPr>
+            <w:r>
+              <w:rPr>
+                <w:color w:val="444444"/>
+                <w:sz w:val="17"/>
+              </w:rPr>
+              <w:t>B-01</w:t>
+            </w:r>
+          </w:p>
+        </w:tc>
+        <w:tc>
+          <w:tcPr>
+            <w:tcW w:w="5976" w:type="dxa"/>
+          </w:tcPr>
+          <w:p>
+            <w:pPr>
+              <w:spacing w:after="20"/>
+            </w:pPr>
+            <w:r>
+              <w:rPr>
+                <w:b/>
+                <w:color w:val="373737"/>
+                <w:sz w:val="17"/>
+              </w:rPr>
+              <w:t xml:space="preserve">Intent — </w:t>
+            </w:r>
+            <w:r>
+              <w:rPr>
+                <w:color w:val="373737"/>
+                <w:sz w:val="17"/>
+              </w:rPr>
+              <w:t>Return the inspection-action lookup (cached).</w:t>
+            </w:r>
+          </w:p>
+          <w:p>
+            <w:pPr>
+              <w:spacing w:after="20"/>
+            </w:pPr>
+            <w:r>
+              <w:rPr>
+                <w:b/>
+                <w:color w:val="373737"/>
+                <w:sz w:val="17"/>
+              </w:rPr>
+              <w:t xml:space="preserve">Today — </w:t>
+            </w:r>
+            <w:r>
+              <w:rPr>
+                <w:color w:val="373737"/>
+                <w:sz w:val="17"/>
+              </w:rPr>
+              <w:t>GET watchlist/v1/watchlist_inspection_action_types</w:t>
+            </w:r>
+          </w:p>
+          <w:p>
+            <w:pPr>
+              <w:spacing w:after="20"/>
+            </w:pPr>
+            <w:r>
+              <w:rPr>
+                <w:b/>
+                <w:color w:val="373737"/>
+                <w:sz w:val="17"/>
+              </w:rPr>
+              <w:t>Done when:</w:t>
             </w:r>
           </w:p>
           <w:p>
@@ -4424,17 +4689,10 @@
             </w:r>
             <w:r>
               <w:rPr>
-                <w:rFonts w:ascii="Courier New" w:hAnsi="Courier New"/>
-                <w:sz w:val="17"/>
-              </w:rPr>
-              <w:t>getWatchlistInspectionActions</w:t>
-            </w:r>
-            <w:r>
-              <w:rPr>
                 <w:color w:val="373737"/>
                 <w:sz w:val="17"/>
               </w:rPr>
-              <w:t>: returns actions; cached</w:t>
+              <w:t>returns actions; cached</w:t>
             </w:r>
           </w:p>
         </w:tc>
@@ -5967,7 +6225,7 @@
           <w:color w:val="4A0F7A"/>
           <w:sz w:val="22"/>
         </w:rPr>
-        <w:t>🔗 Phase F — Federation &amp; Stitching  (1 stories)</w:t>
+        <w:t>🔗 Phase F — Federation &amp; Stitching  (2 stories)</w:t>
       </w:r>
     </w:p>
     <w:tbl>
@@ -6132,14 +6390,7 @@
                 <w:color w:val="373737"/>
                 <w:sz w:val="17"/>
               </w:rPr>
-              <w:t xml:space="preserve"> · </w:t>
-            </w:r>
-            <w:r>
-              <w:rPr>
-                <w:rFonts w:ascii="Courier New" w:hAnsi="Courier New"/>
-                <w:sz w:val="17"/>
-              </w:rPr>
-              <w:t>ResourcesCount.watchlists</w:t>
+              <w:t xml:space="preserve"> (internal)</w:t>
             </w:r>
           </w:p>
         </w:tc>
@@ -6215,7 +6466,7 @@
                 <w:color w:val="373737"/>
                 <w:sz w:val="17"/>
               </w:rPr>
-              <w:t>Expose a product's watchlists on the Product type; Contribute the watchlists count to the TechPack rollup</w:t>
+              <w:t>Expose a product's watchlists on the Product type.</w:t>
             </w:r>
           </w:p>
           <w:p>
@@ -6265,17 +6516,170 @@
             </w:r>
             <w:r>
               <w:rPr>
+                <w:color w:val="373737"/>
+                <w:sz w:val="17"/>
+              </w:rPr>
+              <w:t>resolves in-process; no gateway hop</w:t>
+            </w:r>
+          </w:p>
+        </w:tc>
+      </w:tr>
+      <w:tr>
+        <w:tc>
+          <w:tcPr>
+            <w:shd w:val="clear" w:color="auto" w:fill="F5F8FF"/>
+            <w:tcW w:w="2448" w:type="dxa"/>
+          </w:tcPr>
+          <w:p>
+            <w:pPr>
+              <w:spacing w:after="20"/>
+            </w:pPr>
+            <w:r>
+              <w:rPr>
+                <w:sz w:val="18"/>
+              </w:rPr>
+              <w:t xml:space="preserve">🔸 </w:t>
+            </w:r>
+            <w:r>
+              <w:rPr>
+                <w:rFonts w:ascii="Courier New" w:hAnsi="Courier New"/>
+                <w:b/>
+                <w:color w:val="1F497D"/>
+                <w:sz w:val="17"/>
+              </w:rPr>
+              <w:t>WATCHLIST-BE-F-02</w:t>
+            </w:r>
+          </w:p>
+          <w:p>
+            <w:pPr>
+              <w:spacing w:after="20"/>
+            </w:pPr>
+            <w:r>
+              <w:rPr>
                 <w:rFonts w:ascii="Courier New" w:hAnsi="Courier New"/>
                 <w:sz w:val="17"/>
               </w:rPr>
-              <w:t>Product.watchlists</w:t>
+              <w:t>ResourcesCount.watchlists</w:t>
             </w:r>
             <w:r>
               <w:rPr>
                 <w:color w:val="373737"/>
                 <w:sz w:val="17"/>
               </w:rPr>
-              <w:t>: resolves in-process; no gateway hop</w:t>
+              <w:t xml:space="preserve"> (internal — TechPack)</w:t>
+            </w:r>
+          </w:p>
+        </w:tc>
+        <w:tc>
+          <w:tcPr>
+            <w:shd w:val="clear" w:color="auto" w:fill="F5F8FF"/>
+            <w:tcW w:w="1152" w:type="dxa"/>
+          </w:tcPr>
+          <w:p>
+            <w:pPr>
+              <w:spacing w:after="20"/>
+            </w:pPr>
+            <w:r>
+              <w:rPr>
+                <w:color w:val="1E7A34"/>
+                <w:sz w:val="17"/>
+              </w:rPr>
+              <w:t>🟢 Low [XS]</w:t>
+            </w:r>
+          </w:p>
+        </w:tc>
+        <w:tc>
+          <w:tcPr>
+            <w:shd w:val="clear" w:color="auto" w:fill="F5F8FF"/>
+            <w:tcW w:w="1872" w:type="dxa"/>
+          </w:tcPr>
+          <w:p>
+            <w:pPr>
+              <w:spacing w:after="20"/>
+            </w:pPr>
+            <w:r>
+              <w:rPr>
+                <w:color w:val="444444"/>
+                <w:sz w:val="17"/>
+              </w:rPr>
+              <w:t>Field Resolver</w:t>
+            </w:r>
+          </w:p>
+        </w:tc>
+        <w:tc>
+          <w:tcPr>
+            <w:shd w:val="clear" w:color="auto" w:fill="F5F8FF"/>
+            <w:tcW w:w="1368" w:type="dxa"/>
+          </w:tcPr>
+          <w:p>
+            <w:pPr>
+              <w:spacing w:after="20"/>
+            </w:pPr>
+            <w:r>
+              <w:rPr>
+                <w:color w:val="444444"/>
+                <w:sz w:val="17"/>
+              </w:rPr>
+              <w:t>B-01</w:t>
+            </w:r>
+          </w:p>
+        </w:tc>
+        <w:tc>
+          <w:tcPr>
+            <w:shd w:val="clear" w:color="auto" w:fill="F5F8FF"/>
+            <w:tcW w:w="5976" w:type="dxa"/>
+          </w:tcPr>
+          <w:p>
+            <w:pPr>
+              <w:spacing w:after="20"/>
+            </w:pPr>
+            <w:r>
+              <w:rPr>
+                <w:b/>
+                <w:color w:val="373737"/>
+                <w:sz w:val="17"/>
+              </w:rPr>
+              <w:t xml:space="preserve">Intent — </w:t>
+            </w:r>
+            <w:r>
+              <w:rPr>
+                <w:color w:val="373737"/>
+                <w:sz w:val="17"/>
+              </w:rPr>
+              <w:t>Contribute the watchlists count to the TechPack rollup.</w:t>
+            </w:r>
+          </w:p>
+          <w:p>
+            <w:pPr>
+              <w:spacing w:after="20"/>
+            </w:pPr>
+            <w:r>
+              <w:rPr>
+                <w:b/>
+                <w:color w:val="373737"/>
+                <w:sz w:val="17"/>
+              </w:rPr>
+              <w:t xml:space="preserve">Today — </w:t>
+            </w:r>
+            <w:r>
+              <w:rPr>
+                <w:color w:val="373737"/>
+                <w:sz w:val="17"/>
+              </w:rPr>
+              <w:t>fill the TechPack `ResourcesCount</w:t>
+            </w:r>
+          </w:p>
+          <w:p>
+            <w:pPr>
+              <w:spacing w:after="20"/>
+            </w:pPr>
+            <w:r>
+              <w:rPr>
+                <w:b/>
+                <w:color w:val="373737"/>
+                <w:sz w:val="17"/>
+              </w:rPr>
+              <w:t>Done when:</w:t>
             </w:r>
           </w:p>
           <w:p>
@@ -6292,17 +6696,10 @@
             </w:r>
             <w:r>
               <w:rPr>
-                <w:rFonts w:ascii="Courier New" w:hAnsi="Courier New"/>
-                <w:sz w:val="17"/>
-              </w:rPr>
-              <w:t>ResourcesCount.watchlists</w:t>
-            </w:r>
-            <w:r>
-              <w:rPr>
                 <w:color w:val="373737"/>
                 <w:sz w:val="17"/>
               </w:rPr>
-              <w:t>: count resolves in-process; parity vs the TechPack facade</w:t>
+              <w:t>count resolves in-process; parity vs the TechPack facade</w:t>
             </w:r>
           </w:p>
         </w:tc>
